--- a/PF Project By Sameer(25K 0729) And Muhammad Siddique(25K 0610)/LAN Based Chatting System Report.docx
+++ b/PF Project By Sameer(25K 0729) And Muhammad Siddique(25K 0610)/LAN Based Chatting System Report.docx
@@ -19,7 +19,23 @@
         <w:t xml:space="preserve">University Name: </w:t>
       </w:r>
       <w:r>
-        <w:t>National University Of Computer And Emerging Sciences</w:t>
+        <w:t xml:space="preserve">National University </w:t>
+      </w:r>
+      <w:proofErr w:type="gramStart"/>
+      <w:r>
+        <w:t>Of</w:t>
+      </w:r>
+      <w:proofErr w:type="gramEnd"/>
+      <w:r>
+        <w:t xml:space="preserve"> Computer </w:t>
+      </w:r>
+      <w:proofErr w:type="gramStart"/>
+      <w:r>
+        <w:t>And</w:t>
+      </w:r>
+      <w:proofErr w:type="gramEnd"/>
+      <w:r>
+        <w:t xml:space="preserve"> Emerging Sciences</w:t>
       </w:r>
       <w:r>
         <w:t>.</w:t>
@@ -146,31 +162,46 @@
         <w:spacing w:line="360" w:lineRule="auto"/>
       </w:pPr>
       <w:r>
-        <w:t xml:space="preserve">The LAN Based Chatting System is a </w:t>
-      </w:r>
-      <w:r>
-        <w:t>Console</w:t>
-      </w:r>
-      <w:r>
-        <w:t>-based program developed in C language to chat with clients or colleagues in an office through Wi-Fi, with</w:t>
-      </w:r>
-      <w:r>
-        <w:t>out any outside interference</w:t>
-      </w:r>
-      <w:r>
-        <w:t>. It allows users to communicate with office members using an IP</w:t>
-      </w:r>
-      <w:r>
-        <w:t>v4</w:t>
-      </w:r>
-      <w:r>
-        <w:t xml:space="preserve"> Address. This project applies fundamental programming concepts such as decision structures, loops, arrays, functions, Structures,</w:t>
-      </w:r>
-      <w:r>
-        <w:t xml:space="preserve"> Creating directories and files,</w:t>
-      </w:r>
-      <w:r>
-        <w:t xml:space="preserve"> and Sockets. It demonstrates how simple data handling can secure communication and reduce the dependency on third-party servers for internal office messaging.</w:t>
+        <w:t xml:space="preserve">The project is a LAN Based Chatting System. It is a console-based program written in C language. It is useful in settings where there are small networks and frequent communication is required. It allows users to communicate with office members using an IP Address. </w:t>
+      </w:r>
+      <w:r>
+        <w:t>F</w:t>
+      </w:r>
+      <w:r>
+        <w:t>undamental programming concepts such as decision structures, loops, arrays, functions, Structures, and Sockets</w:t>
+      </w:r>
+      <w:r>
+        <w:t xml:space="preserve"> are applied in this project</w:t>
+      </w:r>
+      <w:r>
+        <w:t xml:space="preserve">. It </w:t>
+      </w:r>
+      <w:r>
+        <w:t>shows</w:t>
+      </w:r>
+      <w:r>
+        <w:t xml:space="preserve"> how data handling can secure communication and reduce the dependenc</w:t>
+      </w:r>
+      <w:r>
+        <w:t>y</w:t>
+      </w:r>
+      <w:r>
+        <w:t xml:space="preserve"> on </w:t>
+      </w:r>
+      <w:r>
+        <w:t>3</w:t>
+      </w:r>
+      <w:r>
+        <w:rPr>
+          <w:vertAlign w:val="superscript"/>
+        </w:rPr>
+        <w:t>rd</w:t>
+      </w:r>
+      <w:r>
+        <w:t xml:space="preserve"> party</w:t>
+      </w:r>
+      <w:r>
+        <w:t xml:space="preserve"> servers for internal office messaging.</w:t>
       </w:r>
     </w:p>
     <w:p>
@@ -185,20 +216,29 @@
     <w:p>
       <w:pPr>
         <w:spacing w:line="360" w:lineRule="auto"/>
-      </w:pPr>
-      <w:r>
-        <w:t>Cyber theft is a big problem in offices today. Companies need a simple way to send messages quickly without using the internet, so no one from outside can hack them. This project is a solution for that. We made a basic computer program where users can log in, save friend contacts, and send text messages instantly.</w:t>
+        <w:rPr>
+          <w:lang w:val="en-PK"/>
+        </w:rPr>
+      </w:pPr>
+      <w:r>
+        <w:rPr>
+          <w:lang w:val="en-PK"/>
+        </w:rPr>
+        <w:t>Chatting within an office is sometimes affected by cyber theft. Offices often need a simple digital solution to share messages quickly and securely over a Local Area Network (LAN). This project provides a basic computerized system where users can log in, add contacts, and instantly send text messages to colleagues using the Command Line Interface (CLI).</w:t>
       </w:r>
     </w:p>
     <w:p>
       <w:pPr>
         <w:spacing w:line="360" w:lineRule="auto"/>
-      </w:pPr>
-      <w:r>
-        <w:t xml:space="preserve">We made this in C language because we wanted to see how variables, loops, and functions actually work in a real project, not just on paper. The main goal was to learn the Windows Sockets API (winsock2.h). This is what lets two computers connect. </w:t>
-      </w:r>
-      <w:r>
-        <w:t>Instead of using complex graphics, we focused on the backend logic to make the messaging fast and efficient using the standard console.</w:t>
+        <w:rPr>
+          <w:lang w:val="en-PK"/>
+        </w:rPr>
+      </w:pPr>
+      <w:r>
+        <w:rPr>
+          <w:lang w:val="en-PK"/>
+        </w:rPr>
+        <w:t>We chose to write this in C language to understand how variables, loops, and functions work together in a real application. The main goal was to learn the Windows Sockets API (winsock2.h). This is what lets two computers connect. Instead of using complex graphics, we focused on the backend logic to make the messaging fast and efficient using the standard console.</w:t>
       </w:r>
     </w:p>
     <w:p>
@@ -520,13 +560,8 @@
       <w:r>
         <w:t xml:space="preserve">through </w:t>
       </w:r>
-      <w:proofErr w:type="spellStart"/>
-      <w:r>
-        <w:t>WSAStartup</w:t>
-      </w:r>
-      <w:proofErr w:type="spellEnd"/>
-      <w:r>
-        <w:t xml:space="preserve"> to prepare the c</w:t>
+      <w:r>
+        <w:t>WSAStartup to prepare the c</w:t>
       </w:r>
       <w:r>
         <w:t>lient or sever</w:t>
@@ -657,15 +692,7 @@
         <w:spacing w:line="360" w:lineRule="auto"/>
       </w:pPr>
       <w:r>
-        <w:t>If the server returns response code '1', use system("</w:t>
-      </w:r>
-      <w:proofErr w:type="spellStart"/>
-      <w:r>
-        <w:t>cls</w:t>
-      </w:r>
-      <w:proofErr w:type="spellEnd"/>
-      <w:r>
-        <w:t>") to clear the console and verify the session is active.</w:t>
+        <w:t>If the server returns response code '1', use system("cls") to clear the console and verify the session is active.</w:t>
       </w:r>
     </w:p>
     <w:p>
